--- a/Java/kafka.docx
+++ b/Java/kafka.docx
@@ -866,15 +866,13 @@
         </w:rPr>
         <w:t xml:space="preserve">How is the partition </w:t>
       </w:r>
-      <w:proofErr w:type="gramStart"/>
       <w:r>
         <w:rPr>
           <w:rFonts w:eastAsia="Times New Roman"/>
           <w:lang w:val="en-US"/>
         </w:rPr>
-        <w:t>decided ?</w:t>
-      </w:r>
-      <w:proofErr w:type="gramEnd"/>
+        <w:t>decided?</w:t>
+      </w:r>
     </w:p>
     <w:p>
       <w:pPr>
